--- a/flow/20230927_hours/drafts/2026-04-g/27.04.docx
+++ b/flow/20230927_hours/drafts/2026-04-g/27.04.docx
@@ -1214,7 +1214,317 @@
           <w:color w:val="333333"/>
           <w:sz w:val="24"/>
         </w:rPr>
-        <w:t xml:space="preserve">Хай </w:t>
+        <w:t>Хай веселя́ться небе́сні, хай ра́дуються земні́ї,* бо яви́в могу́тність руки́ Своє́ї Госпо́дь,* подола́в сме́ртю смерть, пе́рвенцем ме́ртвих став,* з безо́дні а́ду ви́зволив нас* і пода́в сві́тові вели́ку ми́лість.</w:t>
+      </w:r>
+    </w:p>
+    <w:p>
+      <w:pPr>
+        <w:spacing w:line="240" w:lineRule="auto"/>
+        <w:rPr>
+          <w:rFonts w:ascii="Times New Roman" w:hAnsi="Times New Roman"/>
+          <w:sz w:val="24"/>
+        </w:rPr>
+      </w:pPr>
+      <w:r>
+        <w:rPr>
+          <w:rFonts w:ascii="Times New Roman" w:hAnsi="Times New Roman"/>
+          <w:sz w:val="24"/>
+        </w:rPr>
+        <w:t>І нині, і повсякчас, і на віки вічні. Амінь.</w:t>
+      </w:r>
+    </w:p>
+    <w:p>
+      <w:pPr>
+        <w:spacing w:line="240" w:lineRule="auto"/>
+        <w:rPr>
+          <w:rFonts w:ascii="Times New Roman" w:hAnsi="Times New Roman"/>
+          <w:sz w:val="24"/>
+        </w:rPr>
+      </w:pPr>
+      <w:r>
+        <w:rPr>
+          <w:rFonts w:ascii="Times New Roman" w:hAnsi="Times New Roman"/>
+          <w:sz w:val="24"/>
+        </w:rPr>
+        <w:t>Як нам називати тебе, Благодатна?* Небом? – Ти бо випромінила Сонце Правди.* Раєм? Ти бо виростила нам Квіт нетління.* Дівою – Ти бо зосталася нетлінна.* Чистою Матір'ю? – Ти бо носила у святих обіймах твоїх Сина, всіх Бога.* Його ж моли, щоб спас душі наші.</w:t>
+      </w:r>
+    </w:p>
+    <w:p>
+      <w:pPr>
+        <w:spacing w:line="240" w:lineRule="auto"/>
+        <w:jc w:val="center"/>
+        <w:rPr>
+          <w:rFonts w:ascii="Times New Roman" w:hAnsi="Times New Roman"/>
+          <w:i/>
+          <w:sz w:val="24"/>
+        </w:rPr>
+      </w:pPr>
+      <w:r>
+        <w:rPr>
+          <w:rFonts w:ascii="Times New Roman" w:hAnsi="Times New Roman"/>
+          <w:i/>
+          <w:color w:val="FF0000"/>
+          <w:sz w:val="24"/>
+        </w:rPr>
+        <w:t>*****</w:t>
+      </w:r>
+    </w:p>
+    <w:p>
+      <w:pPr>
+        <w:spacing w:line="240" w:lineRule="auto"/>
+        <w:rPr>
+          <w:rFonts w:ascii="Times New Roman" w:hAnsi="Times New Roman"/>
+          <w:sz w:val="24"/>
+        </w:rPr>
+      </w:pPr>
+      <w:r>
+        <w:rPr>
+          <w:rFonts w:ascii="Times New Roman" w:hAnsi="Times New Roman"/>
+          <w:sz w:val="24"/>
+        </w:rPr>
+        <w:t xml:space="preserve">Стопи мої спрямуй за твоїм словом,* і ніяке беззаконня нехай не запанує наді мною. Визволь мене від людської обмови,* і я твої заповіді пильнуватиму. Світи своїм обличчям на слугу твого,* і навчи мене установ твоїх. </w:t>
+      </w:r>
+      <w:r>
+        <w:rPr>
+          <w:rFonts w:ascii="Times New Roman" w:hAnsi="Times New Roman"/>
+          <w:i/>
+          <w:color w:val="FF0000"/>
+          <w:sz w:val="24"/>
+        </w:rPr>
+        <w:t>(Пс. 118: 133-135)</w:t>
+      </w:r>
+    </w:p>
+    <w:p>
+      <w:pPr>
+        <w:spacing w:line="240" w:lineRule="auto"/>
+        <w:rPr>
+          <w:rFonts w:ascii="Times New Roman" w:hAnsi="Times New Roman"/>
+          <w:sz w:val="24"/>
+        </w:rPr>
+      </w:pPr>
+      <w:r>
+        <w:rPr>
+          <w:rFonts w:ascii="Times New Roman" w:hAnsi="Times New Roman"/>
+          <w:sz w:val="24"/>
+        </w:rPr>
+        <w:t xml:space="preserve">Нехай наповняться уста мої хвалою твоєю, Господи,* щоб оспівувати славу твою, увесь день – величність твою. </w:t>
+      </w:r>
+      <w:r>
+        <w:rPr>
+          <w:rFonts w:ascii="Times New Roman" w:hAnsi="Times New Roman"/>
+          <w:i/>
+          <w:color w:val="FF0000"/>
+          <w:sz w:val="24"/>
+        </w:rPr>
+        <w:t>(Пс. 70: 8)</w:t>
+      </w:r>
+    </w:p>
+    <w:p>
+      <w:pPr>
+        <w:spacing w:line="240" w:lineRule="auto"/>
+        <w:jc w:val="center"/>
+        <w:rPr>
+          <w:rFonts w:ascii="Times New Roman" w:hAnsi="Times New Roman"/>
+          <w:sz w:val="24"/>
+        </w:rPr>
+      </w:pPr>
+      <w:r>
+        <w:rPr>
+          <w:rFonts w:ascii="Times New Roman" w:hAnsi="Times New Roman"/>
+          <w:i/>
+          <w:color w:val="FF0000"/>
+          <w:sz w:val="24"/>
+        </w:rPr>
+        <w:t>*****</w:t>
+      </w:r>
+    </w:p>
+    <w:p>
+      <w:pPr>
+        <w:spacing w:line="240" w:lineRule="auto"/>
+        <w:rPr>
+          <w:rFonts w:ascii="Times New Roman" w:hAnsi="Times New Roman"/>
+          <w:sz w:val="24"/>
+        </w:rPr>
+      </w:pPr>
+      <w:r>
+        <w:rPr>
+          <w:rFonts w:ascii="Times New Roman" w:hAnsi="Times New Roman"/>
+          <w:sz w:val="24"/>
+        </w:rPr>
+        <w:t xml:space="preserve">Святий Боже, святий Кріпкий, святий Безсмертний, помилуй нас </w:t>
+      </w:r>
+      <w:r>
+        <w:rPr>
+          <w:rFonts w:ascii="Times New Roman" w:hAnsi="Times New Roman"/>
+          <w:i/>
+          <w:color w:val="FF0000"/>
+          <w:sz w:val="24"/>
+        </w:rPr>
+        <w:t>(3 р.)</w:t>
+      </w:r>
+      <w:r>
+        <w:rPr>
+          <w:rFonts w:ascii="Times New Roman" w:hAnsi="Times New Roman"/>
+          <w:sz w:val="24"/>
+        </w:rPr>
+        <w:t>.</w:t>
+      </w:r>
+    </w:p>
+    <w:p>
+      <w:pPr>
+        <w:spacing w:line="240" w:lineRule="auto"/>
+        <w:rPr>
+          <w:rFonts w:ascii="Times New Roman" w:hAnsi="Times New Roman"/>
+          <w:sz w:val="24"/>
+        </w:rPr>
+      </w:pPr>
+      <w:r>
+        <w:rPr>
+          <w:rFonts w:ascii="Times New Roman" w:hAnsi="Times New Roman"/>
+          <w:sz w:val="24"/>
+        </w:rPr>
+        <w:t>Слава Отцю, і Сину, і Святому Духові,* і нині і повсякчас, і на віки вічні. Амінь.</w:t>
+      </w:r>
+    </w:p>
+    <w:p>
+      <w:pPr>
+        <w:spacing w:line="240" w:lineRule="auto"/>
+        <w:rPr>
+          <w:rFonts w:ascii="Times New Roman" w:hAnsi="Times New Roman"/>
+          <w:sz w:val="24"/>
+        </w:rPr>
+      </w:pPr>
+      <w:r>
+        <w:rPr>
+          <w:rFonts w:ascii="Times New Roman" w:hAnsi="Times New Roman"/>
+          <w:sz w:val="24"/>
+        </w:rPr>
+        <w:t>Пресвята Тройце, помилуй нас;* Господи, очисти гріхи наші;* Владико, прости беззаконня наші;* Святий, завітай і зціли немочі наші імени твого ради.</w:t>
+      </w:r>
+    </w:p>
+    <w:p>
+      <w:pPr>
+        <w:spacing w:line="240" w:lineRule="auto"/>
+        <w:rPr>
+          <w:rFonts w:ascii="Times New Roman" w:hAnsi="Times New Roman"/>
+          <w:sz w:val="24"/>
+        </w:rPr>
+      </w:pPr>
+      <w:r>
+        <w:rPr>
+          <w:rFonts w:ascii="Times New Roman" w:hAnsi="Times New Roman"/>
+          <w:sz w:val="24"/>
+        </w:rPr>
+        <w:t xml:space="preserve">Господи, помилуй </w:t>
+      </w:r>
+      <w:r>
+        <w:rPr>
+          <w:rFonts w:ascii="Times New Roman" w:hAnsi="Times New Roman"/>
+          <w:i/>
+          <w:color w:val="FF0000"/>
+          <w:sz w:val="24"/>
+        </w:rPr>
+        <w:t>(3 р.)</w:t>
+      </w:r>
+      <w:r>
+        <w:rPr>
+          <w:rFonts w:ascii="Times New Roman" w:hAnsi="Times New Roman"/>
+          <w:sz w:val="24"/>
+        </w:rPr>
+        <w:t>.</w:t>
+      </w:r>
+    </w:p>
+    <w:p>
+      <w:pPr>
+        <w:spacing w:line="240" w:lineRule="auto"/>
+        <w:rPr>
+          <w:rFonts w:ascii="Times New Roman" w:hAnsi="Times New Roman"/>
+          <w:sz w:val="24"/>
+        </w:rPr>
+      </w:pPr>
+      <w:r>
+        <w:rPr>
+          <w:rFonts w:ascii="Times New Roman" w:hAnsi="Times New Roman"/>
+          <w:sz w:val="24"/>
+        </w:rPr>
+        <w:t>Слава Отцю, і Сину, і Святому Духові,* і нині і повсякчас, і на віки вічні. Амінь.</w:t>
+      </w:r>
+    </w:p>
+    <w:p>
+      <w:pPr>
+        <w:spacing w:line="240" w:lineRule="auto"/>
+        <w:rPr>
+          <w:rFonts w:ascii="Times New Roman" w:hAnsi="Times New Roman"/>
+          <w:sz w:val="24"/>
+        </w:rPr>
+      </w:pPr>
+      <w:r>
+        <w:rPr>
+          <w:rFonts w:ascii="Times New Roman" w:hAnsi="Times New Roman"/>
+          <w:sz w:val="24"/>
+        </w:rPr>
+        <w:t>Отче наш, що єси на небесах,* нехай святиться ім’я твоє,* нехай прийде царство твоє,* нехай буде воля твоя, як на небі, так і на землі.* Хліб наш насущний дай нам сьогодні,* і прости нам провини наші,* як і ми прощаємо винуватцям нашим,* і не введи нас у спокусу,* але визволи нас від лукавого.</w:t>
+      </w:r>
+    </w:p>
+    <w:p>
+      <w:pPr>
+        <w:spacing w:line="240" w:lineRule="auto"/>
+        <w:rPr>
+          <w:rFonts w:ascii="Times New Roman" w:hAnsi="Times New Roman"/>
+          <w:sz w:val="24"/>
+        </w:rPr>
+      </w:pPr>
+      <w:r>
+        <w:rPr>
+          <w:rFonts w:ascii="Times New Roman" w:hAnsi="Times New Roman"/>
+          <w:i/>
+          <w:color w:val="FF0000"/>
+          <w:sz w:val="24"/>
+        </w:rPr>
+        <w:t xml:space="preserve">Священик: </w:t>
+      </w:r>
+      <w:r>
+        <w:rPr>
+          <w:rFonts w:ascii="Times New Roman" w:hAnsi="Times New Roman"/>
+          <w:sz w:val="24"/>
+        </w:rPr>
+        <w:t>Бо твоє є царство, і сила, і слава, Отця, і Сина, і Святого Духа, нині і повсякчас, і на віки вічні.</w:t>
+      </w:r>
+    </w:p>
+    <w:p>
+      <w:pPr>
+        <w:spacing w:line="240" w:lineRule="auto"/>
+        <w:rPr>
+          <w:rFonts w:ascii="Times New Roman" w:hAnsi="Times New Roman"/>
+          <w:sz w:val="24"/>
+        </w:rPr>
+      </w:pPr>
+      <w:r>
+        <w:rPr>
+          <w:rFonts w:ascii="Times New Roman" w:hAnsi="Times New Roman"/>
+          <w:i/>
+          <w:color w:val="FF0000"/>
+          <w:sz w:val="24"/>
+        </w:rPr>
+        <w:t xml:space="preserve">Вірні: </w:t>
+      </w:r>
+      <w:r>
+        <w:rPr>
+          <w:rFonts w:ascii="Times New Roman" w:hAnsi="Times New Roman"/>
+          <w:sz w:val="24"/>
+        </w:rPr>
+        <w:t>Амінь.</w:t>
+      </w:r>
+    </w:p>
+    <w:p>
+      <w:r>
+        <w:rPr>
+          <w:rFonts w:ascii="Times New Roman" w:hAnsi="Times New Roman"/>
+          <w:i/>
+          <w:color w:val="FF4400"/>
+          <w:sz w:val="24"/>
+        </w:rPr>
+        <w:t>Кондак (г. 3):</w:t>
       </w:r>
       <w:r>
         <w:rPr>
@@ -1222,637 +1532,7 @@
           <w:color w:val="333333"/>
           <w:sz w:val="24"/>
         </w:rPr>
-        <w:t>веселя́ться</w:t>
-      </w:r>
-      <w:r>
-        <w:rPr>
-          <w:rFonts w:ascii="Times New Roman" w:hAnsi="Times New Roman"/>
-          <w:color w:val="333333"/>
-          <w:sz w:val="24"/>
-        </w:rPr>
-        <w:t xml:space="preserve"> </w:t>
-      </w:r>
-      <w:r>
-        <w:rPr>
-          <w:rFonts w:ascii="Times New Roman" w:hAnsi="Times New Roman"/>
-          <w:color w:val="333333"/>
-          <w:sz w:val="24"/>
-        </w:rPr>
-        <w:t>небе́сні</w:t>
-      </w:r>
-      <w:r>
-        <w:rPr>
-          <w:rFonts w:ascii="Times New Roman" w:hAnsi="Times New Roman"/>
-          <w:color w:val="333333"/>
-          <w:sz w:val="24"/>
-        </w:rPr>
-        <w:t xml:space="preserve">, хай </w:t>
-      </w:r>
-      <w:r>
-        <w:rPr>
-          <w:rFonts w:ascii="Times New Roman" w:hAnsi="Times New Roman"/>
-          <w:color w:val="333333"/>
-          <w:sz w:val="24"/>
-        </w:rPr>
-        <w:t>ра́дуються</w:t>
-      </w:r>
-      <w:r>
-        <w:rPr>
-          <w:rFonts w:ascii="Times New Roman" w:hAnsi="Times New Roman"/>
-          <w:color w:val="333333"/>
-          <w:sz w:val="24"/>
-        </w:rPr>
-        <w:t xml:space="preserve"> </w:t>
-      </w:r>
-      <w:r>
-        <w:rPr>
-          <w:rFonts w:ascii="Times New Roman" w:hAnsi="Times New Roman"/>
-          <w:color w:val="333333"/>
-          <w:sz w:val="24"/>
-        </w:rPr>
-        <w:t>земні́ї</w:t>
-      </w:r>
-      <w:r>
-        <w:rPr>
-          <w:rFonts w:ascii="Times New Roman" w:hAnsi="Times New Roman"/>
-          <w:color w:val="333333"/>
-          <w:sz w:val="24"/>
-        </w:rPr>
-        <w:t xml:space="preserve">,* бо </w:t>
-      </w:r>
-      <w:r>
-        <w:rPr>
-          <w:rFonts w:ascii="Times New Roman" w:hAnsi="Times New Roman"/>
-          <w:color w:val="333333"/>
-          <w:sz w:val="24"/>
-        </w:rPr>
-        <w:t>яви́в</w:t>
-      </w:r>
-      <w:r>
-        <w:rPr>
-          <w:rFonts w:ascii="Times New Roman" w:hAnsi="Times New Roman"/>
-          <w:color w:val="333333"/>
-          <w:sz w:val="24"/>
-        </w:rPr>
-        <w:t xml:space="preserve"> </w:t>
-      </w:r>
-      <w:r>
-        <w:rPr>
-          <w:rFonts w:ascii="Times New Roman" w:hAnsi="Times New Roman"/>
-          <w:color w:val="333333"/>
-          <w:sz w:val="24"/>
-        </w:rPr>
-        <w:t>могу́тність</w:t>
-      </w:r>
-      <w:r>
-        <w:rPr>
-          <w:rFonts w:ascii="Times New Roman" w:hAnsi="Times New Roman"/>
-          <w:color w:val="333333"/>
-          <w:sz w:val="24"/>
-        </w:rPr>
-        <w:t xml:space="preserve"> руки́ </w:t>
-      </w:r>
-      <w:r>
-        <w:rPr>
-          <w:rFonts w:ascii="Times New Roman" w:hAnsi="Times New Roman"/>
-          <w:color w:val="333333"/>
-          <w:sz w:val="24"/>
-        </w:rPr>
-        <w:t>Своє́ї</w:t>
-      </w:r>
-      <w:r>
-        <w:rPr>
-          <w:rFonts w:ascii="Times New Roman" w:hAnsi="Times New Roman"/>
-          <w:color w:val="333333"/>
-          <w:sz w:val="24"/>
-        </w:rPr>
-        <w:t xml:space="preserve"> </w:t>
-      </w:r>
-      <w:r>
-        <w:rPr>
-          <w:rFonts w:ascii="Times New Roman" w:hAnsi="Times New Roman"/>
-          <w:color w:val="333333"/>
-          <w:sz w:val="24"/>
-        </w:rPr>
-        <w:t>Госпо́дь</w:t>
-      </w:r>
-      <w:r>
-        <w:rPr>
-          <w:rFonts w:ascii="Times New Roman" w:hAnsi="Times New Roman"/>
-          <w:color w:val="333333"/>
-          <w:sz w:val="24"/>
-        </w:rPr>
-        <w:t xml:space="preserve">,* </w:t>
-      </w:r>
-      <w:r>
-        <w:rPr>
-          <w:rFonts w:ascii="Times New Roman" w:hAnsi="Times New Roman"/>
-          <w:color w:val="333333"/>
-          <w:sz w:val="24"/>
-        </w:rPr>
-        <w:t>подола́в</w:t>
-      </w:r>
-      <w:r>
-        <w:rPr>
-          <w:rFonts w:ascii="Times New Roman" w:hAnsi="Times New Roman"/>
-          <w:color w:val="333333"/>
-          <w:sz w:val="24"/>
-        </w:rPr>
-        <w:t xml:space="preserve"> </w:t>
-      </w:r>
-      <w:r>
-        <w:rPr>
-          <w:rFonts w:ascii="Times New Roman" w:hAnsi="Times New Roman"/>
-          <w:color w:val="333333"/>
-          <w:sz w:val="24"/>
-        </w:rPr>
-        <w:t>сме́ртю</w:t>
-      </w:r>
-      <w:r>
-        <w:rPr>
-          <w:rFonts w:ascii="Times New Roman" w:hAnsi="Times New Roman"/>
-          <w:color w:val="333333"/>
-          <w:sz w:val="24"/>
-        </w:rPr>
-        <w:t xml:space="preserve"> смерть, </w:t>
-      </w:r>
-      <w:r>
-        <w:rPr>
-          <w:rFonts w:ascii="Times New Roman" w:hAnsi="Times New Roman"/>
-          <w:color w:val="333333"/>
-          <w:sz w:val="24"/>
-        </w:rPr>
-        <w:t>пе́рвенцем</w:t>
-      </w:r>
-      <w:r>
-        <w:rPr>
-          <w:rFonts w:ascii="Times New Roman" w:hAnsi="Times New Roman"/>
-          <w:color w:val="333333"/>
-          <w:sz w:val="24"/>
-        </w:rPr>
-        <w:t xml:space="preserve"> </w:t>
-      </w:r>
-      <w:r>
-        <w:rPr>
-          <w:rFonts w:ascii="Times New Roman" w:hAnsi="Times New Roman"/>
-          <w:color w:val="333333"/>
-          <w:sz w:val="24"/>
-        </w:rPr>
-        <w:t>ме́ртвих</w:t>
-      </w:r>
-      <w:r>
-        <w:rPr>
-          <w:rFonts w:ascii="Times New Roman" w:hAnsi="Times New Roman"/>
-          <w:color w:val="333333"/>
-          <w:sz w:val="24"/>
-        </w:rPr>
-        <w:t xml:space="preserve"> став,* з </w:t>
-      </w:r>
-      <w:r>
-        <w:rPr>
-          <w:rFonts w:ascii="Times New Roman" w:hAnsi="Times New Roman"/>
-          <w:color w:val="333333"/>
-          <w:sz w:val="24"/>
-        </w:rPr>
-        <w:t>безо́дні</w:t>
-      </w:r>
-      <w:r>
-        <w:rPr>
-          <w:rFonts w:ascii="Times New Roman" w:hAnsi="Times New Roman"/>
-          <w:color w:val="333333"/>
-          <w:sz w:val="24"/>
-        </w:rPr>
-        <w:t xml:space="preserve"> </w:t>
-      </w:r>
-      <w:r>
-        <w:rPr>
-          <w:rFonts w:ascii="Times New Roman" w:hAnsi="Times New Roman"/>
-          <w:color w:val="333333"/>
-          <w:sz w:val="24"/>
-        </w:rPr>
-        <w:t>а́ду</w:t>
-      </w:r>
-      <w:r>
-        <w:rPr>
-          <w:rFonts w:ascii="Times New Roman" w:hAnsi="Times New Roman"/>
-          <w:color w:val="333333"/>
-          <w:sz w:val="24"/>
-        </w:rPr>
-        <w:t xml:space="preserve"> </w:t>
-      </w:r>
-      <w:r>
-        <w:rPr>
-          <w:rFonts w:ascii="Times New Roman" w:hAnsi="Times New Roman"/>
-          <w:color w:val="333333"/>
-          <w:sz w:val="24"/>
-        </w:rPr>
-        <w:t>ви́зволив</w:t>
-      </w:r>
-      <w:r>
-        <w:rPr>
-          <w:rFonts w:ascii="Times New Roman" w:hAnsi="Times New Roman"/>
-          <w:color w:val="333333"/>
-          <w:sz w:val="24"/>
-        </w:rPr>
-        <w:t xml:space="preserve"> нас* і </w:t>
-      </w:r>
-      <w:r>
-        <w:rPr>
-          <w:rFonts w:ascii="Times New Roman" w:hAnsi="Times New Roman"/>
-          <w:color w:val="333333"/>
-          <w:sz w:val="24"/>
-        </w:rPr>
-        <w:t>пода́в</w:t>
-      </w:r>
-      <w:r>
-        <w:rPr>
-          <w:rFonts w:ascii="Times New Roman" w:hAnsi="Times New Roman"/>
-          <w:color w:val="333333"/>
-          <w:sz w:val="24"/>
-        </w:rPr>
-        <w:t xml:space="preserve"> </w:t>
-      </w:r>
-      <w:r>
-        <w:rPr>
-          <w:rFonts w:ascii="Times New Roman" w:hAnsi="Times New Roman"/>
-          <w:color w:val="333333"/>
-          <w:sz w:val="24"/>
-        </w:rPr>
-        <w:t>сві́тові</w:t>
-      </w:r>
-      <w:r>
-        <w:rPr>
-          <w:rFonts w:ascii="Times New Roman" w:hAnsi="Times New Roman"/>
-          <w:color w:val="333333"/>
-          <w:sz w:val="24"/>
-        </w:rPr>
-        <w:t xml:space="preserve"> </w:t>
-      </w:r>
-      <w:r>
-        <w:rPr>
-          <w:rFonts w:ascii="Times New Roman" w:hAnsi="Times New Roman"/>
-          <w:color w:val="333333"/>
-          <w:sz w:val="24"/>
-        </w:rPr>
-        <w:t>вели́ку</w:t>
-      </w:r>
-      <w:r>
-        <w:rPr>
-          <w:rFonts w:ascii="Times New Roman" w:hAnsi="Times New Roman"/>
-          <w:color w:val="333333"/>
-          <w:sz w:val="24"/>
-        </w:rPr>
-        <w:t xml:space="preserve"> </w:t>
-      </w:r>
-      <w:r>
-        <w:rPr>
-          <w:rFonts w:ascii="Times New Roman" w:hAnsi="Times New Roman"/>
-          <w:color w:val="333333"/>
-          <w:sz w:val="24"/>
-        </w:rPr>
-        <w:t>ми́лість</w:t>
-      </w:r>
-      <w:r>
-        <w:rPr>
-          <w:rFonts w:ascii="Times New Roman" w:hAnsi="Times New Roman"/>
-          <w:color w:val="333333"/>
-          <w:sz w:val="24"/>
-        </w:rPr>
-        <w:t>.</w:t>
-      </w:r>
-    </w:p>
-    <w:p>
-      <w:pPr>
-        <w:spacing w:line="240" w:lineRule="auto"/>
-        <w:rPr>
-          <w:rFonts w:ascii="Times New Roman" w:hAnsi="Times New Roman"/>
-          <w:sz w:val="24"/>
-        </w:rPr>
-      </w:pPr>
-      <w:r>
-        <w:rPr>
-          <w:rFonts w:ascii="Times New Roman" w:hAnsi="Times New Roman"/>
-          <w:sz w:val="24"/>
-        </w:rPr>
-        <w:t>І нині, і повсякчас, і на віки вічні. Амінь.</w:t>
-      </w:r>
-    </w:p>
-    <w:p>
-      <w:pPr>
-        <w:spacing w:line="240" w:lineRule="auto"/>
-        <w:rPr>
-          <w:rFonts w:ascii="Times New Roman" w:hAnsi="Times New Roman"/>
-          <w:sz w:val="24"/>
-        </w:rPr>
-      </w:pPr>
-      <w:r>
-        <w:rPr>
-          <w:rFonts w:ascii="Times New Roman" w:hAnsi="Times New Roman"/>
-          <w:sz w:val="24"/>
-        </w:rPr>
-        <w:t>Як нам називати тебе, Благодатна?* Небом? – Ти бо випромінила Сонце Правди.* Раєм? Ти бо виростила нам Квіт нетління.* Дівою – Ти бо зосталася нетлінна.* Чистою Матір'ю? – Ти бо носила у святих обіймах твоїх Сина, всіх Бога.* Його ж моли, щоб спас душі наші.</w:t>
-      </w:r>
-    </w:p>
-    <w:p>
-      <w:pPr>
-        <w:spacing w:line="240" w:lineRule="auto"/>
-        <w:jc w:val="center"/>
-        <w:rPr>
-          <w:rFonts w:ascii="Times New Roman" w:hAnsi="Times New Roman"/>
-          <w:i/>
-          <w:sz w:val="24"/>
-        </w:rPr>
-      </w:pPr>
-      <w:r>
-        <w:rPr>
-          <w:rFonts w:ascii="Times New Roman" w:hAnsi="Times New Roman"/>
-          <w:i/>
-          <w:color w:val="FF0000"/>
-          <w:sz w:val="24"/>
-        </w:rPr>
-        <w:t>*****</w:t>
-      </w:r>
-    </w:p>
-    <w:p>
-      <w:pPr>
-        <w:spacing w:line="240" w:lineRule="auto"/>
-        <w:rPr>
-          <w:rFonts w:ascii="Times New Roman" w:hAnsi="Times New Roman"/>
-          <w:sz w:val="24"/>
-        </w:rPr>
-      </w:pPr>
-      <w:r>
-        <w:rPr>
-          <w:rFonts w:ascii="Times New Roman" w:hAnsi="Times New Roman"/>
-          <w:sz w:val="24"/>
-        </w:rPr>
-        <w:t xml:space="preserve">Стопи мої спрямуй за твоїм словом,* і ніяке беззаконня нехай не запанує наді мною. Визволь мене від людської обмови,* і я твої заповіді пильнуватиму. Світи своїм обличчям на слугу твого,* і навчи мене установ твоїх. </w:t>
-      </w:r>
-      <w:r>
-        <w:rPr>
-          <w:rFonts w:ascii="Times New Roman" w:hAnsi="Times New Roman"/>
-          <w:i/>
-          <w:color w:val="FF0000"/>
-          <w:sz w:val="24"/>
-        </w:rPr>
-        <w:t>(Пс. 118: 133-135)</w:t>
-      </w:r>
-    </w:p>
-    <w:p>
-      <w:pPr>
-        <w:spacing w:line="240" w:lineRule="auto"/>
-        <w:rPr>
-          <w:rFonts w:ascii="Times New Roman" w:hAnsi="Times New Roman"/>
-          <w:sz w:val="24"/>
-        </w:rPr>
-      </w:pPr>
-      <w:r>
-        <w:rPr>
-          <w:rFonts w:ascii="Times New Roman" w:hAnsi="Times New Roman"/>
-          <w:sz w:val="24"/>
-        </w:rPr>
-        <w:t xml:space="preserve">Нехай наповняться уста мої хвалою твоєю, Господи,* щоб оспівувати славу твою, увесь день – величність твою. </w:t>
-      </w:r>
-      <w:r>
-        <w:rPr>
-          <w:rFonts w:ascii="Times New Roman" w:hAnsi="Times New Roman"/>
-          <w:i/>
-          <w:color w:val="FF0000"/>
-          <w:sz w:val="24"/>
-        </w:rPr>
-        <w:t>(Пс. 70: 8)</w:t>
-      </w:r>
-    </w:p>
-    <w:p>
-      <w:pPr>
-        <w:spacing w:line="240" w:lineRule="auto"/>
-        <w:jc w:val="center"/>
-        <w:rPr>
-          <w:rFonts w:ascii="Times New Roman" w:hAnsi="Times New Roman"/>
-          <w:sz w:val="24"/>
-        </w:rPr>
-      </w:pPr>
-      <w:r>
-        <w:rPr>
-          <w:rFonts w:ascii="Times New Roman" w:hAnsi="Times New Roman"/>
-          <w:i/>
-          <w:color w:val="FF0000"/>
-          <w:sz w:val="24"/>
-        </w:rPr>
-        <w:t>*****</w:t>
-      </w:r>
-    </w:p>
-    <w:p>
-      <w:pPr>
-        <w:spacing w:line="240" w:lineRule="auto"/>
-        <w:rPr>
-          <w:rFonts w:ascii="Times New Roman" w:hAnsi="Times New Roman"/>
-          <w:sz w:val="24"/>
-        </w:rPr>
-      </w:pPr>
-      <w:r>
-        <w:rPr>
-          <w:rFonts w:ascii="Times New Roman" w:hAnsi="Times New Roman"/>
-          <w:sz w:val="24"/>
-        </w:rPr>
-        <w:t xml:space="preserve">Святий Боже, святий Кріпкий, святий Безсмертний, помилуй нас </w:t>
-      </w:r>
-      <w:r>
-        <w:rPr>
-          <w:rFonts w:ascii="Times New Roman" w:hAnsi="Times New Roman"/>
-          <w:i/>
-          <w:color w:val="FF0000"/>
-          <w:sz w:val="24"/>
-        </w:rPr>
-        <w:t>(3 р.)</w:t>
-      </w:r>
-      <w:r>
-        <w:rPr>
-          <w:rFonts w:ascii="Times New Roman" w:hAnsi="Times New Roman"/>
-          <w:sz w:val="24"/>
-        </w:rPr>
-        <w:t>.</w:t>
-      </w:r>
-    </w:p>
-    <w:p>
-      <w:pPr>
-        <w:spacing w:line="240" w:lineRule="auto"/>
-        <w:rPr>
-          <w:rFonts w:ascii="Times New Roman" w:hAnsi="Times New Roman"/>
-          <w:sz w:val="24"/>
-        </w:rPr>
-      </w:pPr>
-      <w:r>
-        <w:rPr>
-          <w:rFonts w:ascii="Times New Roman" w:hAnsi="Times New Roman"/>
-          <w:sz w:val="24"/>
-        </w:rPr>
-        <w:t>Слава Отцю, і Сину, і Святому Духові,* і нині і повсякчас, і на віки вічні. Амінь.</w:t>
-      </w:r>
-    </w:p>
-    <w:p>
-      <w:pPr>
-        <w:spacing w:line="240" w:lineRule="auto"/>
-        <w:rPr>
-          <w:rFonts w:ascii="Times New Roman" w:hAnsi="Times New Roman"/>
-          <w:sz w:val="24"/>
-        </w:rPr>
-      </w:pPr>
-      <w:r>
-        <w:rPr>
-          <w:rFonts w:ascii="Times New Roman" w:hAnsi="Times New Roman"/>
-          <w:sz w:val="24"/>
-        </w:rPr>
-        <w:t>Пресвята Тройце, помилуй нас;* Господи, очисти гріхи наші;* Владико, прости беззаконня наші;* Святий, завітай і зціли немочі наші імени твого ради.</w:t>
-      </w:r>
-    </w:p>
-    <w:p>
-      <w:pPr>
-        <w:spacing w:line="240" w:lineRule="auto"/>
-        <w:rPr>
-          <w:rFonts w:ascii="Times New Roman" w:hAnsi="Times New Roman"/>
-          <w:sz w:val="24"/>
-        </w:rPr>
-      </w:pPr>
-      <w:r>
-        <w:rPr>
-          <w:rFonts w:ascii="Times New Roman" w:hAnsi="Times New Roman"/>
-          <w:sz w:val="24"/>
-        </w:rPr>
-        <w:t xml:space="preserve">Господи, помилуй </w:t>
-      </w:r>
-      <w:r>
-        <w:rPr>
-          <w:rFonts w:ascii="Times New Roman" w:hAnsi="Times New Roman"/>
-          <w:i/>
-          <w:color w:val="FF0000"/>
-          <w:sz w:val="24"/>
-        </w:rPr>
-        <w:t>(3 р.)</w:t>
-      </w:r>
-      <w:r>
-        <w:rPr>
-          <w:rFonts w:ascii="Times New Roman" w:hAnsi="Times New Roman"/>
-          <w:sz w:val="24"/>
-        </w:rPr>
-        <w:t>.</w:t>
-      </w:r>
-    </w:p>
-    <w:p>
-      <w:pPr>
-        <w:spacing w:line="240" w:lineRule="auto"/>
-        <w:rPr>
-          <w:rFonts w:ascii="Times New Roman" w:hAnsi="Times New Roman"/>
-          <w:sz w:val="24"/>
-        </w:rPr>
-      </w:pPr>
-      <w:r>
-        <w:rPr>
-          <w:rFonts w:ascii="Times New Roman" w:hAnsi="Times New Roman"/>
-          <w:sz w:val="24"/>
-        </w:rPr>
-        <w:t>Слава Отцю, і Сину, і Святому Духові,* і нині і повсякчас, і на віки вічні. Амінь.</w:t>
-      </w:r>
-    </w:p>
-    <w:p>
-      <w:pPr>
-        <w:spacing w:line="240" w:lineRule="auto"/>
-        <w:rPr>
-          <w:rFonts w:ascii="Times New Roman" w:hAnsi="Times New Roman"/>
-          <w:sz w:val="24"/>
-        </w:rPr>
-      </w:pPr>
-      <w:r>
-        <w:rPr>
-          <w:rFonts w:ascii="Times New Roman" w:hAnsi="Times New Roman"/>
-          <w:sz w:val="24"/>
-        </w:rPr>
-        <w:t>Отче наш, що єси на небесах,* нехай святиться ім’я твоє,* нехай прийде царство твоє,* нехай буде воля твоя, як на небі, так і на землі.* Хліб наш насущний дай нам сьогодні,* і прости нам провини наші,* як і ми прощаємо винуватцям нашим,* і не введи нас у спокусу,* але визволи нас від лукавого.</w:t>
-      </w:r>
-    </w:p>
-    <w:p>
-      <w:pPr>
-        <w:spacing w:line="240" w:lineRule="auto"/>
-        <w:rPr>
-          <w:rFonts w:ascii="Times New Roman" w:hAnsi="Times New Roman"/>
-          <w:sz w:val="24"/>
-        </w:rPr>
-      </w:pPr>
-      <w:r>
-        <w:rPr>
-          <w:rFonts w:ascii="Times New Roman" w:hAnsi="Times New Roman"/>
-          <w:i/>
-          <w:color w:val="FF0000"/>
-          <w:sz w:val="24"/>
-        </w:rPr>
-        <w:t xml:space="preserve">Священик: </w:t>
-      </w:r>
-      <w:r>
-        <w:rPr>
-          <w:rFonts w:ascii="Times New Roman" w:hAnsi="Times New Roman"/>
-          <w:sz w:val="24"/>
-        </w:rPr>
-        <w:t>Бо твоє є царство, і сила, і слава, Отця, і Сина, і Святого Духа, нині і повсякчас, і на віки вічні.</w:t>
-      </w:r>
-    </w:p>
-    <w:p>
-      <w:pPr>
-        <w:spacing w:line="240" w:lineRule="auto"/>
-        <w:rPr>
-          <w:rFonts w:ascii="Times New Roman" w:hAnsi="Times New Roman"/>
-          <w:sz w:val="24"/>
-        </w:rPr>
-      </w:pPr>
-      <w:r>
-        <w:rPr>
-          <w:rFonts w:ascii="Times New Roman" w:hAnsi="Times New Roman"/>
-          <w:i/>
-          <w:color w:val="FF0000"/>
-          <w:sz w:val="24"/>
-        </w:rPr>
-        <w:t xml:space="preserve">Вірні: </w:t>
-      </w:r>
-      <w:r>
-        <w:rPr>
-          <w:rFonts w:ascii="Times New Roman" w:hAnsi="Times New Roman"/>
-          <w:sz w:val="24"/>
-        </w:rPr>
-        <w:t>Амінь.</w:t>
-      </w:r>
-    </w:p>
-    <w:p>
-      <w:r>
-        <w:rPr>
-          <w:rFonts w:ascii="Times New Roman" w:hAnsi="Times New Roman"/>
-          <w:i/>
-          <w:color w:val="FF4400"/>
-          <w:sz w:val="24"/>
-        </w:rPr>
-        <w:t>Кондак (г. 3):</w:t>
-      </w:r>
-      <w:r>
-        <w:rPr>
-          <w:rFonts w:ascii="Times New Roman" w:hAnsi="Times New Roman"/>
-          <w:color w:val="333333"/>
-          <w:sz w:val="24"/>
-        </w:rPr>
-        <w:t xml:space="preserve"> Душу мою, Господи, у гріхах всіляких і безглуздими діяннями тяжко розслаблену,* воздвигни божественним Твоїм заступництвом,* як і розслабленого воздвигнув Ти </w:t>
-      </w:r>
-      <w:r>
-        <w:rPr>
-          <w:rFonts w:ascii="Times New Roman" w:hAnsi="Times New Roman"/>
-          <w:color w:val="333333"/>
-          <w:sz w:val="24"/>
-        </w:rPr>
-        <w:t>древньо</w:t>
-      </w:r>
-      <w:r>
-        <w:rPr>
-          <w:rFonts w:ascii="Times New Roman" w:hAnsi="Times New Roman"/>
-          <w:color w:val="333333"/>
-          <w:sz w:val="24"/>
-        </w:rPr>
-        <w:t>,* щоб я кликав до Тебе, спасаючись:* Слава, Христе, владі Твоїй.</w:t>
+        <w:t xml:space="preserve"> Душу мою, Господи, у гріхах всіляких і безглуздими діяннями тяжко розслаблену,* воздвигни божественним Твоїм заступництвом,* як і розслабленого воздвигнув Ти древньо,* щоб я кликав до Тебе, спасаючись:* Слава, Христе, владі Твоїй.</w:t>
       </w:r>
     </w:p>
     <w:p>
@@ -3864,311 +3544,7 @@
           <w:color w:val="333333"/>
           <w:sz w:val="24"/>
         </w:rPr>
-        <w:t xml:space="preserve">Хай </w:t>
-      </w:r>
-      <w:r>
-        <w:rPr>
-          <w:rFonts w:ascii="Times New Roman" w:hAnsi="Times New Roman"/>
-          <w:color w:val="333333"/>
-          <w:sz w:val="24"/>
-        </w:rPr>
-        <w:t>веселя́ться</w:t>
-      </w:r>
-      <w:r>
-        <w:rPr>
-          <w:rFonts w:ascii="Times New Roman" w:hAnsi="Times New Roman"/>
-          <w:color w:val="333333"/>
-          <w:sz w:val="24"/>
-        </w:rPr>
-        <w:t xml:space="preserve"> </w:t>
-      </w:r>
-      <w:r>
-        <w:rPr>
-          <w:rFonts w:ascii="Times New Roman" w:hAnsi="Times New Roman"/>
-          <w:color w:val="333333"/>
-          <w:sz w:val="24"/>
-        </w:rPr>
-        <w:t>небе́сні</w:t>
-      </w:r>
-      <w:r>
-        <w:rPr>
-          <w:rFonts w:ascii="Times New Roman" w:hAnsi="Times New Roman"/>
-          <w:color w:val="333333"/>
-          <w:sz w:val="24"/>
-        </w:rPr>
-        <w:t xml:space="preserve">, хай </w:t>
-      </w:r>
-      <w:r>
-        <w:rPr>
-          <w:rFonts w:ascii="Times New Roman" w:hAnsi="Times New Roman"/>
-          <w:color w:val="333333"/>
-          <w:sz w:val="24"/>
-        </w:rPr>
-        <w:t>ра́дуються</w:t>
-      </w:r>
-      <w:r>
-        <w:rPr>
-          <w:rFonts w:ascii="Times New Roman" w:hAnsi="Times New Roman"/>
-          <w:color w:val="333333"/>
-          <w:sz w:val="24"/>
-        </w:rPr>
-        <w:t xml:space="preserve"> </w:t>
-      </w:r>
-      <w:r>
-        <w:rPr>
-          <w:rFonts w:ascii="Times New Roman" w:hAnsi="Times New Roman"/>
-          <w:color w:val="333333"/>
-          <w:sz w:val="24"/>
-        </w:rPr>
-        <w:t>земні́ї</w:t>
-      </w:r>
-      <w:r>
-        <w:rPr>
-          <w:rFonts w:ascii="Times New Roman" w:hAnsi="Times New Roman"/>
-          <w:color w:val="333333"/>
-          <w:sz w:val="24"/>
-        </w:rPr>
-        <w:t xml:space="preserve">,* бо </w:t>
-      </w:r>
-      <w:r>
-        <w:rPr>
-          <w:rFonts w:ascii="Times New Roman" w:hAnsi="Times New Roman"/>
-          <w:color w:val="333333"/>
-          <w:sz w:val="24"/>
-        </w:rPr>
-        <w:t>яви́в</w:t>
-      </w:r>
-      <w:r>
-        <w:rPr>
-          <w:rFonts w:ascii="Times New Roman" w:hAnsi="Times New Roman"/>
-          <w:color w:val="333333"/>
-          <w:sz w:val="24"/>
-        </w:rPr>
-        <w:t xml:space="preserve"> </w:t>
-      </w:r>
-      <w:r>
-        <w:rPr>
-          <w:rFonts w:ascii="Times New Roman" w:hAnsi="Times New Roman"/>
-          <w:color w:val="333333"/>
-          <w:sz w:val="24"/>
-        </w:rPr>
-        <w:t>могу́тність</w:t>
-      </w:r>
-      <w:r>
-        <w:rPr>
-          <w:rFonts w:ascii="Times New Roman" w:hAnsi="Times New Roman"/>
-          <w:color w:val="333333"/>
-          <w:sz w:val="24"/>
-        </w:rPr>
-        <w:t xml:space="preserve"> руки́ </w:t>
-      </w:r>
-      <w:r>
-        <w:rPr>
-          <w:rFonts w:ascii="Times New Roman" w:hAnsi="Times New Roman"/>
-          <w:color w:val="333333"/>
-          <w:sz w:val="24"/>
-        </w:rPr>
-        <w:t>Своє́ї</w:t>
-      </w:r>
-      <w:r>
-        <w:rPr>
-          <w:rFonts w:ascii="Times New Roman" w:hAnsi="Times New Roman"/>
-          <w:color w:val="333333"/>
-          <w:sz w:val="24"/>
-        </w:rPr>
-        <w:t xml:space="preserve"> </w:t>
-      </w:r>
-      <w:r>
-        <w:rPr>
-          <w:rFonts w:ascii="Times New Roman" w:hAnsi="Times New Roman"/>
-          <w:color w:val="333333"/>
-          <w:sz w:val="24"/>
-        </w:rPr>
-        <w:t>Госпо́дь</w:t>
-      </w:r>
-      <w:r>
-        <w:rPr>
-          <w:rFonts w:ascii="Times New Roman" w:hAnsi="Times New Roman"/>
-          <w:color w:val="333333"/>
-          <w:sz w:val="24"/>
-        </w:rPr>
-        <w:t xml:space="preserve">,* </w:t>
-      </w:r>
-      <w:r>
-        <w:rPr>
-          <w:rFonts w:ascii="Times New Roman" w:hAnsi="Times New Roman"/>
-          <w:color w:val="333333"/>
-          <w:sz w:val="24"/>
-        </w:rPr>
-        <w:t>подола́в</w:t>
-      </w:r>
-      <w:r>
-        <w:rPr>
-          <w:rFonts w:ascii="Times New Roman" w:hAnsi="Times New Roman"/>
-          <w:color w:val="333333"/>
-          <w:sz w:val="24"/>
-        </w:rPr>
-        <w:t xml:space="preserve"> </w:t>
-      </w:r>
-      <w:r>
-        <w:rPr>
-          <w:rFonts w:ascii="Times New Roman" w:hAnsi="Times New Roman"/>
-          <w:color w:val="333333"/>
-          <w:sz w:val="24"/>
-        </w:rPr>
-        <w:t>сме́ртю</w:t>
-      </w:r>
-      <w:r>
-        <w:rPr>
-          <w:rFonts w:ascii="Times New Roman" w:hAnsi="Times New Roman"/>
-          <w:color w:val="333333"/>
-          <w:sz w:val="24"/>
-        </w:rPr>
-        <w:t xml:space="preserve"> смерть, </w:t>
-      </w:r>
-      <w:r>
-        <w:rPr>
-          <w:rFonts w:ascii="Times New Roman" w:hAnsi="Times New Roman"/>
-          <w:color w:val="333333"/>
-          <w:sz w:val="24"/>
-        </w:rPr>
-        <w:t>пе́рвенцем</w:t>
-      </w:r>
-      <w:r>
-        <w:rPr>
-          <w:rFonts w:ascii="Times New Roman" w:hAnsi="Times New Roman"/>
-          <w:color w:val="333333"/>
-          <w:sz w:val="24"/>
-        </w:rPr>
-        <w:t xml:space="preserve"> </w:t>
-      </w:r>
-      <w:r>
-        <w:rPr>
-          <w:rFonts w:ascii="Times New Roman" w:hAnsi="Times New Roman"/>
-          <w:color w:val="333333"/>
-          <w:sz w:val="24"/>
-        </w:rPr>
-        <w:t>ме́ртвих</w:t>
-      </w:r>
-      <w:r>
-        <w:rPr>
-          <w:rFonts w:ascii="Times New Roman" w:hAnsi="Times New Roman"/>
-          <w:color w:val="333333"/>
-          <w:sz w:val="24"/>
-        </w:rPr>
-        <w:t xml:space="preserve"> став,* з </w:t>
-      </w:r>
-      <w:r>
-        <w:rPr>
-          <w:rFonts w:ascii="Times New Roman" w:hAnsi="Times New Roman"/>
-          <w:color w:val="333333"/>
-          <w:sz w:val="24"/>
-        </w:rPr>
-        <w:t>безо́дні</w:t>
-      </w:r>
-      <w:r>
-        <w:rPr>
-          <w:rFonts w:ascii="Times New Roman" w:hAnsi="Times New Roman"/>
-          <w:color w:val="333333"/>
-          <w:sz w:val="24"/>
-        </w:rPr>
-        <w:t xml:space="preserve"> </w:t>
-      </w:r>
-      <w:r>
-        <w:rPr>
-          <w:rFonts w:ascii="Times New Roman" w:hAnsi="Times New Roman"/>
-          <w:color w:val="333333"/>
-          <w:sz w:val="24"/>
-        </w:rPr>
-        <w:t>а́ду</w:t>
-      </w:r>
-      <w:r>
-        <w:rPr>
-          <w:rFonts w:ascii="Times New Roman" w:hAnsi="Times New Roman"/>
-          <w:color w:val="333333"/>
-          <w:sz w:val="24"/>
-        </w:rPr>
-        <w:t xml:space="preserve"> </w:t>
-      </w:r>
-      <w:r>
-        <w:rPr>
-          <w:rFonts w:ascii="Times New Roman" w:hAnsi="Times New Roman"/>
-          <w:color w:val="333333"/>
-          <w:sz w:val="24"/>
-        </w:rPr>
-        <w:t>ви́зволив</w:t>
-      </w:r>
-      <w:r>
-        <w:rPr>
-          <w:rFonts w:ascii="Times New Roman" w:hAnsi="Times New Roman"/>
-          <w:color w:val="333333"/>
-          <w:sz w:val="24"/>
-        </w:rPr>
-        <w:t xml:space="preserve"> нас* і </w:t>
-      </w:r>
-      <w:r>
-        <w:rPr>
-          <w:rFonts w:ascii="Times New Roman" w:hAnsi="Times New Roman"/>
-          <w:color w:val="333333"/>
-          <w:sz w:val="24"/>
-        </w:rPr>
-        <w:t>пода́в</w:t>
-      </w:r>
-      <w:r>
-        <w:rPr>
-          <w:rFonts w:ascii="Times New Roman" w:hAnsi="Times New Roman"/>
-          <w:color w:val="333333"/>
-          <w:sz w:val="24"/>
-        </w:rPr>
-        <w:t xml:space="preserve"> </w:t>
-      </w:r>
-      <w:r>
-        <w:rPr>
-          <w:rFonts w:ascii="Times New Roman" w:hAnsi="Times New Roman"/>
-          <w:color w:val="333333"/>
-          <w:sz w:val="24"/>
-        </w:rPr>
-        <w:t>сві́тові</w:t>
-      </w:r>
-      <w:r>
-        <w:rPr>
-          <w:rFonts w:ascii="Times New Roman" w:hAnsi="Times New Roman"/>
-          <w:color w:val="333333"/>
-          <w:sz w:val="24"/>
-        </w:rPr>
-        <w:t xml:space="preserve"> </w:t>
-      </w:r>
-      <w:r>
-        <w:rPr>
-          <w:rFonts w:ascii="Times New Roman" w:hAnsi="Times New Roman"/>
-          <w:color w:val="333333"/>
-          <w:sz w:val="24"/>
-        </w:rPr>
-        <w:t>вели́ку</w:t>
-      </w:r>
-      <w:r>
-        <w:rPr>
-          <w:rFonts w:ascii="Times New Roman" w:hAnsi="Times New Roman"/>
-          <w:color w:val="333333"/>
-          <w:sz w:val="24"/>
-        </w:rPr>
-        <w:t xml:space="preserve"> </w:t>
-      </w:r>
-      <w:r>
-        <w:rPr>
-          <w:rFonts w:ascii="Times New Roman" w:hAnsi="Times New Roman"/>
-          <w:color w:val="333333"/>
-          <w:sz w:val="24"/>
-        </w:rPr>
-        <w:t>ми́лість</w:t>
-      </w:r>
-      <w:r>
-        <w:rPr>
-          <w:rFonts w:ascii="Times New Roman" w:hAnsi="Times New Roman"/>
-          <w:color w:val="333333"/>
-          <w:sz w:val="24"/>
-        </w:rPr>
-        <w:t>.</w:t>
+        <w:t>Хай веселя́ться небе́сні, хай ра́дуються земні́ї,* бо яви́в могу́тність руки́ Своє́ї Госпо́дь,* подола́в сме́ртю смерть, пе́рвенцем ме́ртвих став,* з безо́дні а́ду ви́зволив нас* і пода́в сві́тові вели́ку ми́лість.</w:t>
       </w:r>
     </w:p>
     <w:p>
@@ -6325,311 +5701,7 @@
           <w:color w:val="333333"/>
           <w:sz w:val="24"/>
         </w:rPr>
-        <w:t xml:space="preserve">Хай </w:t>
-      </w:r>
-      <w:r>
-        <w:rPr>
-          <w:rFonts w:ascii="Times New Roman" w:hAnsi="Times New Roman"/>
-          <w:color w:val="333333"/>
-          <w:sz w:val="24"/>
-        </w:rPr>
-        <w:t>веселя́ться</w:t>
-      </w:r>
-      <w:r>
-        <w:rPr>
-          <w:rFonts w:ascii="Times New Roman" w:hAnsi="Times New Roman"/>
-          <w:color w:val="333333"/>
-          <w:sz w:val="24"/>
-        </w:rPr>
-        <w:t xml:space="preserve"> </w:t>
-      </w:r>
-      <w:r>
-        <w:rPr>
-          <w:rFonts w:ascii="Times New Roman" w:hAnsi="Times New Roman"/>
-          <w:color w:val="333333"/>
-          <w:sz w:val="24"/>
-        </w:rPr>
-        <w:t>небе́сні</w:t>
-      </w:r>
-      <w:r>
-        <w:rPr>
-          <w:rFonts w:ascii="Times New Roman" w:hAnsi="Times New Roman"/>
-          <w:color w:val="333333"/>
-          <w:sz w:val="24"/>
-        </w:rPr>
-        <w:t xml:space="preserve">, хай </w:t>
-      </w:r>
-      <w:r>
-        <w:rPr>
-          <w:rFonts w:ascii="Times New Roman" w:hAnsi="Times New Roman"/>
-          <w:color w:val="333333"/>
-          <w:sz w:val="24"/>
-        </w:rPr>
-        <w:t>ра́дуються</w:t>
-      </w:r>
-      <w:r>
-        <w:rPr>
-          <w:rFonts w:ascii="Times New Roman" w:hAnsi="Times New Roman"/>
-          <w:color w:val="333333"/>
-          <w:sz w:val="24"/>
-        </w:rPr>
-        <w:t xml:space="preserve"> </w:t>
-      </w:r>
-      <w:r>
-        <w:rPr>
-          <w:rFonts w:ascii="Times New Roman" w:hAnsi="Times New Roman"/>
-          <w:color w:val="333333"/>
-          <w:sz w:val="24"/>
-        </w:rPr>
-        <w:t>земні́ї</w:t>
-      </w:r>
-      <w:r>
-        <w:rPr>
-          <w:rFonts w:ascii="Times New Roman" w:hAnsi="Times New Roman"/>
-          <w:color w:val="333333"/>
-          <w:sz w:val="24"/>
-        </w:rPr>
-        <w:t xml:space="preserve">,* бо </w:t>
-      </w:r>
-      <w:r>
-        <w:rPr>
-          <w:rFonts w:ascii="Times New Roman" w:hAnsi="Times New Roman"/>
-          <w:color w:val="333333"/>
-          <w:sz w:val="24"/>
-        </w:rPr>
-        <w:t>яви́в</w:t>
-      </w:r>
-      <w:r>
-        <w:rPr>
-          <w:rFonts w:ascii="Times New Roman" w:hAnsi="Times New Roman"/>
-          <w:color w:val="333333"/>
-          <w:sz w:val="24"/>
-        </w:rPr>
-        <w:t xml:space="preserve"> </w:t>
-      </w:r>
-      <w:r>
-        <w:rPr>
-          <w:rFonts w:ascii="Times New Roman" w:hAnsi="Times New Roman"/>
-          <w:color w:val="333333"/>
-          <w:sz w:val="24"/>
-        </w:rPr>
-        <w:t>могу́тність</w:t>
-      </w:r>
-      <w:r>
-        <w:rPr>
-          <w:rFonts w:ascii="Times New Roman" w:hAnsi="Times New Roman"/>
-          <w:color w:val="333333"/>
-          <w:sz w:val="24"/>
-        </w:rPr>
-        <w:t xml:space="preserve"> руки́ </w:t>
-      </w:r>
-      <w:r>
-        <w:rPr>
-          <w:rFonts w:ascii="Times New Roman" w:hAnsi="Times New Roman"/>
-          <w:color w:val="333333"/>
-          <w:sz w:val="24"/>
-        </w:rPr>
-        <w:t>Своє́ї</w:t>
-      </w:r>
-      <w:r>
-        <w:rPr>
-          <w:rFonts w:ascii="Times New Roman" w:hAnsi="Times New Roman"/>
-          <w:color w:val="333333"/>
-          <w:sz w:val="24"/>
-        </w:rPr>
-        <w:t xml:space="preserve"> </w:t>
-      </w:r>
-      <w:r>
-        <w:rPr>
-          <w:rFonts w:ascii="Times New Roman" w:hAnsi="Times New Roman"/>
-          <w:color w:val="333333"/>
-          <w:sz w:val="24"/>
-        </w:rPr>
-        <w:t>Госпо́дь</w:t>
-      </w:r>
-      <w:r>
-        <w:rPr>
-          <w:rFonts w:ascii="Times New Roman" w:hAnsi="Times New Roman"/>
-          <w:color w:val="333333"/>
-          <w:sz w:val="24"/>
-        </w:rPr>
-        <w:t xml:space="preserve">,* </w:t>
-      </w:r>
-      <w:r>
-        <w:rPr>
-          <w:rFonts w:ascii="Times New Roman" w:hAnsi="Times New Roman"/>
-          <w:color w:val="333333"/>
-          <w:sz w:val="24"/>
-        </w:rPr>
-        <w:t>подола́в</w:t>
-      </w:r>
-      <w:r>
-        <w:rPr>
-          <w:rFonts w:ascii="Times New Roman" w:hAnsi="Times New Roman"/>
-          <w:color w:val="333333"/>
-          <w:sz w:val="24"/>
-        </w:rPr>
-        <w:t xml:space="preserve"> </w:t>
-      </w:r>
-      <w:r>
-        <w:rPr>
-          <w:rFonts w:ascii="Times New Roman" w:hAnsi="Times New Roman"/>
-          <w:color w:val="333333"/>
-          <w:sz w:val="24"/>
-        </w:rPr>
-        <w:t>сме́ртю</w:t>
-      </w:r>
-      <w:r>
-        <w:rPr>
-          <w:rFonts w:ascii="Times New Roman" w:hAnsi="Times New Roman"/>
-          <w:color w:val="333333"/>
-          <w:sz w:val="24"/>
-        </w:rPr>
-        <w:t xml:space="preserve"> смерть, </w:t>
-      </w:r>
-      <w:r>
-        <w:rPr>
-          <w:rFonts w:ascii="Times New Roman" w:hAnsi="Times New Roman"/>
-          <w:color w:val="333333"/>
-          <w:sz w:val="24"/>
-        </w:rPr>
-        <w:t>пе́рвенцем</w:t>
-      </w:r>
-      <w:r>
-        <w:rPr>
-          <w:rFonts w:ascii="Times New Roman" w:hAnsi="Times New Roman"/>
-          <w:color w:val="333333"/>
-          <w:sz w:val="24"/>
-        </w:rPr>
-        <w:t xml:space="preserve"> </w:t>
-      </w:r>
-      <w:r>
-        <w:rPr>
-          <w:rFonts w:ascii="Times New Roman" w:hAnsi="Times New Roman"/>
-          <w:color w:val="333333"/>
-          <w:sz w:val="24"/>
-        </w:rPr>
-        <w:t>ме́ртвих</w:t>
-      </w:r>
-      <w:r>
-        <w:rPr>
-          <w:rFonts w:ascii="Times New Roman" w:hAnsi="Times New Roman"/>
-          <w:color w:val="333333"/>
-          <w:sz w:val="24"/>
-        </w:rPr>
-        <w:t xml:space="preserve"> став,* з </w:t>
-      </w:r>
-      <w:r>
-        <w:rPr>
-          <w:rFonts w:ascii="Times New Roman" w:hAnsi="Times New Roman"/>
-          <w:color w:val="333333"/>
-          <w:sz w:val="24"/>
-        </w:rPr>
-        <w:t>безо́дні</w:t>
-      </w:r>
-      <w:r>
-        <w:rPr>
-          <w:rFonts w:ascii="Times New Roman" w:hAnsi="Times New Roman"/>
-          <w:color w:val="333333"/>
-          <w:sz w:val="24"/>
-        </w:rPr>
-        <w:t xml:space="preserve"> </w:t>
-      </w:r>
-      <w:r>
-        <w:rPr>
-          <w:rFonts w:ascii="Times New Roman" w:hAnsi="Times New Roman"/>
-          <w:color w:val="333333"/>
-          <w:sz w:val="24"/>
-        </w:rPr>
-        <w:t>а́ду</w:t>
-      </w:r>
-      <w:r>
-        <w:rPr>
-          <w:rFonts w:ascii="Times New Roman" w:hAnsi="Times New Roman"/>
-          <w:color w:val="333333"/>
-          <w:sz w:val="24"/>
-        </w:rPr>
-        <w:t xml:space="preserve"> </w:t>
-      </w:r>
-      <w:r>
-        <w:rPr>
-          <w:rFonts w:ascii="Times New Roman" w:hAnsi="Times New Roman"/>
-          <w:color w:val="333333"/>
-          <w:sz w:val="24"/>
-        </w:rPr>
-        <w:t>ви́зволив</w:t>
-      </w:r>
-      <w:r>
-        <w:rPr>
-          <w:rFonts w:ascii="Times New Roman" w:hAnsi="Times New Roman"/>
-          <w:color w:val="333333"/>
-          <w:sz w:val="24"/>
-        </w:rPr>
-        <w:t xml:space="preserve"> нас* і </w:t>
-      </w:r>
-      <w:r>
-        <w:rPr>
-          <w:rFonts w:ascii="Times New Roman" w:hAnsi="Times New Roman"/>
-          <w:color w:val="333333"/>
-          <w:sz w:val="24"/>
-        </w:rPr>
-        <w:t>пода́в</w:t>
-      </w:r>
-      <w:r>
-        <w:rPr>
-          <w:rFonts w:ascii="Times New Roman" w:hAnsi="Times New Roman"/>
-          <w:color w:val="333333"/>
-          <w:sz w:val="24"/>
-        </w:rPr>
-        <w:t xml:space="preserve"> </w:t>
-      </w:r>
-      <w:r>
-        <w:rPr>
-          <w:rFonts w:ascii="Times New Roman" w:hAnsi="Times New Roman"/>
-          <w:color w:val="333333"/>
-          <w:sz w:val="24"/>
-        </w:rPr>
-        <w:t>сві́тові</w:t>
-      </w:r>
-      <w:r>
-        <w:rPr>
-          <w:rFonts w:ascii="Times New Roman" w:hAnsi="Times New Roman"/>
-          <w:color w:val="333333"/>
-          <w:sz w:val="24"/>
-        </w:rPr>
-        <w:t xml:space="preserve"> </w:t>
-      </w:r>
-      <w:r>
-        <w:rPr>
-          <w:rFonts w:ascii="Times New Roman" w:hAnsi="Times New Roman"/>
-          <w:color w:val="333333"/>
-          <w:sz w:val="24"/>
-        </w:rPr>
-        <w:t>вели́ку</w:t>
-      </w:r>
-      <w:r>
-        <w:rPr>
-          <w:rFonts w:ascii="Times New Roman" w:hAnsi="Times New Roman"/>
-          <w:color w:val="333333"/>
-          <w:sz w:val="24"/>
-        </w:rPr>
-        <w:t xml:space="preserve"> </w:t>
-      </w:r>
-      <w:r>
-        <w:rPr>
-          <w:rFonts w:ascii="Times New Roman" w:hAnsi="Times New Roman"/>
-          <w:color w:val="333333"/>
-          <w:sz w:val="24"/>
-        </w:rPr>
-        <w:t>ми́лість</w:t>
-      </w:r>
-      <w:r>
-        <w:rPr>
-          <w:rFonts w:ascii="Times New Roman" w:hAnsi="Times New Roman"/>
-          <w:color w:val="333333"/>
-          <w:sz w:val="24"/>
-        </w:rPr>
-        <w:t>.</w:t>
+        <w:t>Хай веселя́ться небе́сні, хай ра́дуються земні́ї,* бо яви́в могу́тність руки́ Своє́ї Госпо́дь,* подола́в сме́ртю смерть, пе́рвенцем ме́ртвих став,* з безо́дні а́ду ви́зволив нас* і пода́в сві́тові вели́ку ми́лість.</w:t>
       </w:r>
     </w:p>
     <w:p>
@@ -6924,23 +5996,7 @@
           <w:color w:val="333333"/>
           <w:sz w:val="24"/>
         </w:rPr>
-        <w:t xml:space="preserve"> Душу мою, Господи, у гріхах всіляких і безглуздими діяннями тяжко розслаблену,* воздвигни божественним Твоїм заступництвом,* як і розслабленого воздвигнув Ти </w:t>
-      </w:r>
-      <w:r>
-        <w:rPr>
-          <w:rFonts w:ascii="Times New Roman" w:hAnsi="Times New Roman"/>
-          <w:color w:val="333333"/>
-          <w:sz w:val="24"/>
-        </w:rPr>
-        <w:t>древньо</w:t>
-      </w:r>
-      <w:r>
-        <w:rPr>
-          <w:rFonts w:ascii="Times New Roman" w:hAnsi="Times New Roman"/>
-          <w:color w:val="333333"/>
-          <w:sz w:val="24"/>
-        </w:rPr>
-        <w:t>,* щоб я кликав до Тебе, спасаючись:* Слава, Христе, владі Твоїй.</w:t>
+        <w:t xml:space="preserve"> Душу мою, Господи, у гріхах всіляких і безглуздими діяннями тяжко розслаблену,* воздвигни божественним Твоїм заступництвом,* як і розслабленого воздвигнув Ти древньо,* щоб я кликав до Тебе, спасаючись:* Слава, Христе, владі Твоїй.</w:t>
       </w:r>
     </w:p>
     <w:p>
@@ -8678,311 +7734,7 @@
           <w:color w:val="333333"/>
           <w:sz w:val="24"/>
         </w:rPr>
-        <w:t xml:space="preserve">Хай </w:t>
-      </w:r>
-      <w:r>
-        <w:rPr>
-          <w:rFonts w:ascii="Times New Roman" w:hAnsi="Times New Roman"/>
-          <w:color w:val="333333"/>
-          <w:sz w:val="24"/>
-        </w:rPr>
-        <w:t>веселя́ться</w:t>
-      </w:r>
-      <w:r>
-        <w:rPr>
-          <w:rFonts w:ascii="Times New Roman" w:hAnsi="Times New Roman"/>
-          <w:color w:val="333333"/>
-          <w:sz w:val="24"/>
-        </w:rPr>
-        <w:t xml:space="preserve"> </w:t>
-      </w:r>
-      <w:r>
-        <w:rPr>
-          <w:rFonts w:ascii="Times New Roman" w:hAnsi="Times New Roman"/>
-          <w:color w:val="333333"/>
-          <w:sz w:val="24"/>
-        </w:rPr>
-        <w:t>небе́сні</w:t>
-      </w:r>
-      <w:r>
-        <w:rPr>
-          <w:rFonts w:ascii="Times New Roman" w:hAnsi="Times New Roman"/>
-          <w:color w:val="333333"/>
-          <w:sz w:val="24"/>
-        </w:rPr>
-        <w:t xml:space="preserve">, хай </w:t>
-      </w:r>
-      <w:r>
-        <w:rPr>
-          <w:rFonts w:ascii="Times New Roman" w:hAnsi="Times New Roman"/>
-          <w:color w:val="333333"/>
-          <w:sz w:val="24"/>
-        </w:rPr>
-        <w:t>ра́дуються</w:t>
-      </w:r>
-      <w:r>
-        <w:rPr>
-          <w:rFonts w:ascii="Times New Roman" w:hAnsi="Times New Roman"/>
-          <w:color w:val="333333"/>
-          <w:sz w:val="24"/>
-        </w:rPr>
-        <w:t xml:space="preserve"> </w:t>
-      </w:r>
-      <w:r>
-        <w:rPr>
-          <w:rFonts w:ascii="Times New Roman" w:hAnsi="Times New Roman"/>
-          <w:color w:val="333333"/>
-          <w:sz w:val="24"/>
-        </w:rPr>
-        <w:t>земні́ї</w:t>
-      </w:r>
-      <w:r>
-        <w:rPr>
-          <w:rFonts w:ascii="Times New Roman" w:hAnsi="Times New Roman"/>
-          <w:color w:val="333333"/>
-          <w:sz w:val="24"/>
-        </w:rPr>
-        <w:t xml:space="preserve">,* бо </w:t>
-      </w:r>
-      <w:r>
-        <w:rPr>
-          <w:rFonts w:ascii="Times New Roman" w:hAnsi="Times New Roman"/>
-          <w:color w:val="333333"/>
-          <w:sz w:val="24"/>
-        </w:rPr>
-        <w:t>яви́в</w:t>
-      </w:r>
-      <w:r>
-        <w:rPr>
-          <w:rFonts w:ascii="Times New Roman" w:hAnsi="Times New Roman"/>
-          <w:color w:val="333333"/>
-          <w:sz w:val="24"/>
-        </w:rPr>
-        <w:t xml:space="preserve"> </w:t>
-      </w:r>
-      <w:r>
-        <w:rPr>
-          <w:rFonts w:ascii="Times New Roman" w:hAnsi="Times New Roman"/>
-          <w:color w:val="333333"/>
-          <w:sz w:val="24"/>
-        </w:rPr>
-        <w:t>могу́тність</w:t>
-      </w:r>
-      <w:r>
-        <w:rPr>
-          <w:rFonts w:ascii="Times New Roman" w:hAnsi="Times New Roman"/>
-          <w:color w:val="333333"/>
-          <w:sz w:val="24"/>
-        </w:rPr>
-        <w:t xml:space="preserve"> руки́ </w:t>
-      </w:r>
-      <w:r>
-        <w:rPr>
-          <w:rFonts w:ascii="Times New Roman" w:hAnsi="Times New Roman"/>
-          <w:color w:val="333333"/>
-          <w:sz w:val="24"/>
-        </w:rPr>
-        <w:t>Своє́ї</w:t>
-      </w:r>
-      <w:r>
-        <w:rPr>
-          <w:rFonts w:ascii="Times New Roman" w:hAnsi="Times New Roman"/>
-          <w:color w:val="333333"/>
-          <w:sz w:val="24"/>
-        </w:rPr>
-        <w:t xml:space="preserve"> </w:t>
-      </w:r>
-      <w:r>
-        <w:rPr>
-          <w:rFonts w:ascii="Times New Roman" w:hAnsi="Times New Roman"/>
-          <w:color w:val="333333"/>
-          <w:sz w:val="24"/>
-        </w:rPr>
-        <w:t>Госпо́дь</w:t>
-      </w:r>
-      <w:r>
-        <w:rPr>
-          <w:rFonts w:ascii="Times New Roman" w:hAnsi="Times New Roman"/>
-          <w:color w:val="333333"/>
-          <w:sz w:val="24"/>
-        </w:rPr>
-        <w:t xml:space="preserve">,* </w:t>
-      </w:r>
-      <w:r>
-        <w:rPr>
-          <w:rFonts w:ascii="Times New Roman" w:hAnsi="Times New Roman"/>
-          <w:color w:val="333333"/>
-          <w:sz w:val="24"/>
-        </w:rPr>
-        <w:t>подола́в</w:t>
-      </w:r>
-      <w:r>
-        <w:rPr>
-          <w:rFonts w:ascii="Times New Roman" w:hAnsi="Times New Roman"/>
-          <w:color w:val="333333"/>
-          <w:sz w:val="24"/>
-        </w:rPr>
-        <w:t xml:space="preserve"> </w:t>
-      </w:r>
-      <w:r>
-        <w:rPr>
-          <w:rFonts w:ascii="Times New Roman" w:hAnsi="Times New Roman"/>
-          <w:color w:val="333333"/>
-          <w:sz w:val="24"/>
-        </w:rPr>
-        <w:t>сме́ртю</w:t>
-      </w:r>
-      <w:r>
-        <w:rPr>
-          <w:rFonts w:ascii="Times New Roman" w:hAnsi="Times New Roman"/>
-          <w:color w:val="333333"/>
-          <w:sz w:val="24"/>
-        </w:rPr>
-        <w:t xml:space="preserve"> смерть, </w:t>
-      </w:r>
-      <w:r>
-        <w:rPr>
-          <w:rFonts w:ascii="Times New Roman" w:hAnsi="Times New Roman"/>
-          <w:color w:val="333333"/>
-          <w:sz w:val="24"/>
-        </w:rPr>
-        <w:t>пе́рвенцем</w:t>
-      </w:r>
-      <w:r>
-        <w:rPr>
-          <w:rFonts w:ascii="Times New Roman" w:hAnsi="Times New Roman"/>
-          <w:color w:val="333333"/>
-          <w:sz w:val="24"/>
-        </w:rPr>
-        <w:t xml:space="preserve"> </w:t>
-      </w:r>
-      <w:r>
-        <w:rPr>
-          <w:rFonts w:ascii="Times New Roman" w:hAnsi="Times New Roman"/>
-          <w:color w:val="333333"/>
-          <w:sz w:val="24"/>
-        </w:rPr>
-        <w:t>ме́ртвих</w:t>
-      </w:r>
-      <w:r>
-        <w:rPr>
-          <w:rFonts w:ascii="Times New Roman" w:hAnsi="Times New Roman"/>
-          <w:color w:val="333333"/>
-          <w:sz w:val="24"/>
-        </w:rPr>
-        <w:t xml:space="preserve"> став,* з </w:t>
-      </w:r>
-      <w:r>
-        <w:rPr>
-          <w:rFonts w:ascii="Times New Roman" w:hAnsi="Times New Roman"/>
-          <w:color w:val="333333"/>
-          <w:sz w:val="24"/>
-        </w:rPr>
-        <w:t>безо́дні</w:t>
-      </w:r>
-      <w:r>
-        <w:rPr>
-          <w:rFonts w:ascii="Times New Roman" w:hAnsi="Times New Roman"/>
-          <w:color w:val="333333"/>
-          <w:sz w:val="24"/>
-        </w:rPr>
-        <w:t xml:space="preserve"> </w:t>
-      </w:r>
-      <w:r>
-        <w:rPr>
-          <w:rFonts w:ascii="Times New Roman" w:hAnsi="Times New Roman"/>
-          <w:color w:val="333333"/>
-          <w:sz w:val="24"/>
-        </w:rPr>
-        <w:t>а́ду</w:t>
-      </w:r>
-      <w:r>
-        <w:rPr>
-          <w:rFonts w:ascii="Times New Roman" w:hAnsi="Times New Roman"/>
-          <w:color w:val="333333"/>
-          <w:sz w:val="24"/>
-        </w:rPr>
-        <w:t xml:space="preserve"> </w:t>
-      </w:r>
-      <w:r>
-        <w:rPr>
-          <w:rFonts w:ascii="Times New Roman" w:hAnsi="Times New Roman"/>
-          <w:color w:val="333333"/>
-          <w:sz w:val="24"/>
-        </w:rPr>
-        <w:t>ви́зволив</w:t>
-      </w:r>
-      <w:r>
-        <w:rPr>
-          <w:rFonts w:ascii="Times New Roman" w:hAnsi="Times New Roman"/>
-          <w:color w:val="333333"/>
-          <w:sz w:val="24"/>
-        </w:rPr>
-        <w:t xml:space="preserve"> нас* і </w:t>
-      </w:r>
-      <w:r>
-        <w:rPr>
-          <w:rFonts w:ascii="Times New Roman" w:hAnsi="Times New Roman"/>
-          <w:color w:val="333333"/>
-          <w:sz w:val="24"/>
-        </w:rPr>
-        <w:t>пода́в</w:t>
-      </w:r>
-      <w:r>
-        <w:rPr>
-          <w:rFonts w:ascii="Times New Roman" w:hAnsi="Times New Roman"/>
-          <w:color w:val="333333"/>
-          <w:sz w:val="24"/>
-        </w:rPr>
-        <w:t xml:space="preserve"> </w:t>
-      </w:r>
-      <w:r>
-        <w:rPr>
-          <w:rFonts w:ascii="Times New Roman" w:hAnsi="Times New Roman"/>
-          <w:color w:val="333333"/>
-          <w:sz w:val="24"/>
-        </w:rPr>
-        <w:t>сві́тові</w:t>
-      </w:r>
-      <w:r>
-        <w:rPr>
-          <w:rFonts w:ascii="Times New Roman" w:hAnsi="Times New Roman"/>
-          <w:color w:val="333333"/>
-          <w:sz w:val="24"/>
-        </w:rPr>
-        <w:t xml:space="preserve"> </w:t>
-      </w:r>
-      <w:r>
-        <w:rPr>
-          <w:rFonts w:ascii="Times New Roman" w:hAnsi="Times New Roman"/>
-          <w:color w:val="333333"/>
-          <w:sz w:val="24"/>
-        </w:rPr>
-        <w:t>вели́ку</w:t>
-      </w:r>
-      <w:r>
-        <w:rPr>
-          <w:rFonts w:ascii="Times New Roman" w:hAnsi="Times New Roman"/>
-          <w:color w:val="333333"/>
-          <w:sz w:val="24"/>
-        </w:rPr>
-        <w:t xml:space="preserve"> </w:t>
-      </w:r>
-      <w:r>
-        <w:rPr>
-          <w:rFonts w:ascii="Times New Roman" w:hAnsi="Times New Roman"/>
-          <w:color w:val="333333"/>
-          <w:sz w:val="24"/>
-        </w:rPr>
-        <w:t>ми́лість</w:t>
-      </w:r>
-      <w:r>
-        <w:rPr>
-          <w:rFonts w:ascii="Times New Roman" w:hAnsi="Times New Roman"/>
-          <w:color w:val="333333"/>
-          <w:sz w:val="24"/>
-        </w:rPr>
-        <w:t>.</w:t>
+        <w:t>Хай веселя́ться небе́сні, хай ра́дуються земні́ї,* бо яви́в могу́тність руки́ Своє́ї Госпо́дь,* подола́в сме́ртю смерть, пе́рвенцем ме́ртвих став,* з безо́дні а́ду ви́зволив нас* і пода́в сві́тові вели́ку ми́лість.</w:t>
       </w:r>
     </w:p>
     <w:p>
